--- a/evals/learning-loop-v2/patients/P031/materials/就诊材料.docx
+++ b/evals/learning-loop-v2/patients/P031/materials/就诊材料.docx
@@ -53,6 +53,33 @@
           <w:rFonts w:eastAsia="PingFang SC"/>
           <w:sz w:val="22"/>
         </w:rPr>
+        <w:t xml:space="preserve">检验复核记录</w:t>
+      </w:r>
+    </w:p>
+    <w:p>
+      <w:r>
+        <w:rPr>
+          <w:rFonts w:eastAsia="PingFang SC"/>
+          <w:sz w:val="22"/>
+        </w:rPr>
+        <w:t xml:space="preserve">2026/8/10 血糖 168 mg/dL；26-06-12 血红蛋白 150 g/L</w:t>
+      </w:r>
+    </w:p>
+    <w:p>
+      <w:r>
+        <w:rPr>
+          <w:rFonts w:eastAsia="PingFang SC"/>
+          <w:sz w:val="22"/>
+        </w:rPr>
+        <w:t xml:space="preserve"/>
+      </w:r>
+    </w:p>
+    <w:p>
+      <w:r>
+        <w:rPr>
+          <w:rFonts w:eastAsia="PingFang SC"/>
+          <w:sz w:val="22"/>
+        </w:rPr>
         <w:t xml:space="preserve">2026年9月11日 营养随访</w:t>
       </w:r>
     </w:p>
@@ -89,16 +116,16 @@
           <w:rFonts w:eastAsia="PingFang SC"/>
           <w:sz w:val="22"/>
         </w:rPr>
-        <w:t xml:space="preserve">2026/8/10 COPD [confirmed]</w:t>
-      </w:r>
-    </w:p>
-    <w:p>
-      <w:r>
-        <w:rPr>
-          <w:rFonts w:eastAsia="PingFang SC"/>
-          <w:sz w:val="22"/>
-        </w:rPr>
-        <w:t xml:space="preserve">2026/8/10 肝囊肿 [finding]</w:t>
+        <w:t xml:space="preserve">2026/8/10 确诊：COPD</w:t>
+      </w:r>
+    </w:p>
+    <w:p>
+      <w:r>
+        <w:rPr>
+          <w:rFonts w:eastAsia="PingFang SC"/>
+          <w:sz w:val="22"/>
+        </w:rPr>
+        <w:t xml:space="preserve">2026/8/10 影像提示：肝囊肿</w:t>
       </w:r>
     </w:p>
     <w:p>
@@ -170,7 +197,7 @@
           <w:rFonts w:eastAsia="PingFang SC"/>
           <w:sz w:val="22"/>
         </w:rPr>
-        <w:t xml:space="preserve">二甲双胍 2.5mg，qd，active</w:t>
+        <w:t xml:space="preserve">二甲双胍 500mg，tid，正在服用</w:t>
       </w:r>
     </w:p>
     <w:sectPr>
